--- a/artifacts/bids/2026-02-17/zayavka_2026-02-17.docx
+++ b/artifacts/bids/2026-02-17/zayavka_2026-02-17.docx
@@ -254,7 +254,7 @@
               <w:jc w:val="right"/>
             </w:pPr>
             <w:r>
-              <w:t>3,244</w:t>
+              <w:t>3,265</w:t>
             </w:r>
           </w:p>
         </w:tc>
@@ -277,7 +277,7 @@
               <w:jc w:val="right"/>
             </w:pPr>
             <w:r>
-              <w:t>0,969</w:t>
+              <w:t>0,924</w:t>
             </w:r>
           </w:p>
         </w:tc>
@@ -302,7 +302,7 @@
               <w:jc w:val="right"/>
             </w:pPr>
             <w:r>
-              <w:t>2,768</w:t>
+              <w:t>2,856</w:t>
             </w:r>
           </w:p>
         </w:tc>
@@ -325,7 +325,7 @@
               <w:jc w:val="right"/>
             </w:pPr>
             <w:r>
-              <w:t>1,290</w:t>
+              <w:t>1,230</w:t>
             </w:r>
           </w:p>
         </w:tc>
@@ -350,7 +350,7 @@
               <w:jc w:val="right"/>
             </w:pPr>
             <w:r>
-              <w:t>2,517</w:t>
+              <w:t>2,521</w:t>
             </w:r>
           </w:p>
         </w:tc>
@@ -373,7 +373,7 @@
               <w:jc w:val="right"/>
             </w:pPr>
             <w:r>
-              <w:t>1,568</w:t>
+              <w:t>1,486</w:t>
             </w:r>
           </w:p>
         </w:tc>
@@ -398,7 +398,7 @@
               <w:jc w:val="right"/>
             </w:pPr>
             <w:r>
-              <w:t>2,374</w:t>
+              <w:t>2,329</w:t>
             </w:r>
           </w:p>
         </w:tc>
@@ -421,7 +421,7 @@
               <w:jc w:val="right"/>
             </w:pPr>
             <w:r>
-              <w:t>2,409</w:t>
+              <w:t>2,413</w:t>
             </w:r>
           </w:p>
         </w:tc>
@@ -446,7 +446,7 @@
               <w:jc w:val="right"/>
             </w:pPr>
             <w:r>
-              <w:t>2,043</w:t>
+              <w:t>2,013</w:t>
             </w:r>
           </w:p>
         </w:tc>
@@ -469,7 +469,7 @@
               <w:jc w:val="right"/>
             </w:pPr>
             <w:r>
-              <w:t>2,365</w:t>
+              <w:t>2,358</w:t>
             </w:r>
           </w:p>
         </w:tc>
@@ -517,7 +517,7 @@
               <w:jc w:val="right"/>
             </w:pPr>
             <w:r>
-              <w:t>2,990</w:t>
+              <w:t>2,976</w:t>
             </w:r>
           </w:p>
         </w:tc>
@@ -542,7 +542,7 @@
               <w:jc w:val="right"/>
             </w:pPr>
             <w:r>
-              <w:t>0,562</w:t>
+              <w:t>0,561</w:t>
             </w:r>
           </w:p>
         </w:tc>
@@ -565,7 +565,7 @@
               <w:jc w:val="right"/>
             </w:pPr>
             <w:r>
-              <w:t>3,205</w:t>
+              <w:t>3,200</w:t>
             </w:r>
           </w:p>
         </w:tc>
@@ -590,7 +590,7 @@
               <w:jc w:val="right"/>
             </w:pPr>
             <w:r>
-              <w:t>0,617</w:t>
+              <w:t>0,605</w:t>
             </w:r>
           </w:p>
         </w:tc>
@@ -613,7 +613,7 @@
               <w:jc w:val="right"/>
             </w:pPr>
             <w:r>
-              <w:t>4,064</w:t>
+              <w:t>4,033</w:t>
             </w:r>
           </w:p>
         </w:tc>
@@ -638,7 +638,7 @@
               <w:jc w:val="right"/>
             </w:pPr>
             <w:r>
-              <w:t>0,441</w:t>
+              <w:t>0,478</w:t>
             </w:r>
           </w:p>
         </w:tc>
@@ -661,7 +661,7 @@
               <w:jc w:val="right"/>
             </w:pPr>
             <w:r>
-              <w:t>4,281</w:t>
+              <w:t>4,273</w:t>
             </w:r>
           </w:p>
         </w:tc>
@@ -686,7 +686,7 @@
               <w:jc w:val="right"/>
             </w:pPr>
             <w:r>
-              <w:t>0,466</w:t>
+              <w:t>0,467</w:t>
             </w:r>
           </w:p>
         </w:tc>
@@ -709,7 +709,7 @@
               <w:jc w:val="right"/>
             </w:pPr>
             <w:r>
-              <w:t>4,079</w:t>
+              <w:t>4,085</w:t>
             </w:r>
           </w:p>
         </w:tc>
@@ -734,7 +734,7 @@
               <w:jc w:val="right"/>
             </w:pPr>
             <w:r>
-              <w:t>0,590</w:t>
+              <w:t>0,585</w:t>
             </w:r>
           </w:p>
         </w:tc>
@@ -757,7 +757,7 @@
               <w:jc w:val="right"/>
             </w:pPr>
             <w:r>
-              <w:t>4,048</w:t>
+              <w:t>4,119</w:t>
             </w:r>
           </w:p>
         </w:tc>
@@ -782,7 +782,7 @@
               <w:jc w:val="right"/>
             </w:pPr>
             <w:r>
-              <w:t>0,674</w:t>
+              <w:t>0,692</w:t>
             </w:r>
           </w:p>
         </w:tc>
@@ -805,7 +805,7 @@
               <w:jc w:val="right"/>
             </w:pPr>
             <w:r>
-              <w:t>4,122</w:t>
+              <w:t>4,180</w:t>
             </w:r>
           </w:p>
         </w:tc>
@@ -821,7 +821,7 @@
         <w:rPr>
           <w:b/>
         </w:rPr>
-        <w:t>Итого за сутки: 52,702 МВт·ч.</w:t>
+        <w:t>Итого за сутки: 52,665 МВт·ч.</w:t>
       </w:r>
     </w:p>
     <w:p>
@@ -834,7 +834,7 @@
     </w:p>
     <w:p>
       <w:r>
-        <w:t>Прогноз de61b433aaac, сформирован 16.02.2026 05:00 (Астана); модель windcast-0.1.0-cascade+direct; погода: Open-Meteo Previous Runs: ECMWF IFS, ECMWF AIFS, ICON, GFS, UKMO, GEM, CMA, выпуск 2026-02-15 18:00:00 UTC.</w:t>
+        <w:t>Прогноз e9b80128b727, сформирован 16.02.2026 05:00 (Астана); модель windcast-0.1.0-cascade+direct; погода: Open-Meteo Previous Runs: ECMWF IFS, ECMWF AIFS, ICON, GFS, UKMO, GEM, CMA, выпуск 2026-02-15 18:00:00 UTC.</w:t>
       </w:r>
     </w:p>
     <w:tbl>
@@ -940,7 +940,7 @@
           </w:tcPr>
           <w:p>
             <w:r>
-              <w:t>1,343</w:t>
+              <w:t>1,333</w:t>
             </w:r>
           </w:p>
         </w:tc>
@@ -950,7 +950,7 @@
           </w:tcPr>
           <w:p>
             <w:r>
-              <w:t>3,244</w:t>
+              <w:t>3,265</w:t>
             </w:r>
           </w:p>
         </w:tc>
@@ -960,7 +960,7 @@
           </w:tcPr>
           <w:p>
             <w:r>
-              <w:t>4,879</w:t>
+              <w:t>4,878</w:t>
             </w:r>
           </w:p>
         </w:tc>
@@ -970,7 +970,7 @@
           </w:tcPr>
           <w:p>
             <w:r>
-              <w:t>8.6</w:t>
+              <w:t>8.7</w:t>
             </w:r>
           </w:p>
         </w:tc>
@@ -1002,7 +1002,7 @@
           </w:tcPr>
           <w:p>
             <w:r>
-              <w:t>1,097</w:t>
+              <w:t>1,119</w:t>
             </w:r>
           </w:p>
         </w:tc>
@@ -1012,7 +1012,7 @@
           </w:tcPr>
           <w:p>
             <w:r>
-              <w:t>2,768</w:t>
+              <w:t>2,856</w:t>
             </w:r>
           </w:p>
         </w:tc>
@@ -1022,7 +1022,7 @@
           </w:tcPr>
           <w:p>
             <w:r>
-              <w:t>4,889</w:t>
+              <w:t>4,895</w:t>
             </w:r>
           </w:p>
         </w:tc>
@@ -1032,7 +1032,7 @@
           </w:tcPr>
           <w:p>
             <w:r>
-              <w:t>8.0</w:t>
+              <w:t>8.1</w:t>
             </w:r>
           </w:p>
         </w:tc>
@@ -1064,7 +1064,7 @@
           </w:tcPr>
           <w:p>
             <w:r>
-              <w:t>0,828</w:t>
+              <w:t>0,829</w:t>
             </w:r>
           </w:p>
         </w:tc>
@@ -1074,7 +1074,7 @@
           </w:tcPr>
           <w:p>
             <w:r>
-              <w:t>2,517</w:t>
+              <w:t>2,521</w:t>
             </w:r>
           </w:p>
         </w:tc>
@@ -1084,7 +1084,7 @@
           </w:tcPr>
           <w:p>
             <w:r>
-              <w:t>4,861</w:t>
+              <w:t>4,869</w:t>
             </w:r>
           </w:p>
         </w:tc>
@@ -1126,7 +1126,7 @@
           </w:tcPr>
           <w:p>
             <w:r>
-              <w:t>0,271</w:t>
+              <w:t>0,283</w:t>
             </w:r>
           </w:p>
         </w:tc>
@@ -1136,7 +1136,7 @@
           </w:tcPr>
           <w:p>
             <w:r>
-              <w:t>2,374</w:t>
+              <w:t>2,329</w:t>
             </w:r>
           </w:p>
         </w:tc>
@@ -1146,7 +1146,7 @@
           </w:tcPr>
           <w:p>
             <w:r>
-              <w:t>4,843</w:t>
+              <w:t>4,822</w:t>
             </w:r>
           </w:p>
         </w:tc>
@@ -1188,7 +1188,7 @@
           </w:tcPr>
           <w:p>
             <w:r>
-              <w:t>0,141</w:t>
+              <w:t>0,137</w:t>
             </w:r>
           </w:p>
         </w:tc>
@@ -1198,7 +1198,7 @@
           </w:tcPr>
           <w:p>
             <w:r>
-              <w:t>2,043</w:t>
+              <w:t>2,013</w:t>
             </w:r>
           </w:p>
         </w:tc>
@@ -1208,7 +1208,7 @@
           </w:tcPr>
           <w:p>
             <w:r>
-              <w:t>4,654</w:t>
+              <w:t>4,646</w:t>
             </w:r>
           </w:p>
         </w:tc>
@@ -1250,7 +1250,7 @@
           </w:tcPr>
           <w:p>
             <w:r>
-              <w:t>0,064</w:t>
+              <w:t>0,066</w:t>
             </w:r>
           </w:p>
         </w:tc>
@@ -1270,7 +1270,7 @@
           </w:tcPr>
           <w:p>
             <w:r>
-              <w:t>3,411</w:t>
+              <w:t>3,380</w:t>
             </w:r>
           </w:p>
         </w:tc>
@@ -1322,7 +1322,7 @@
           </w:tcPr>
           <w:p>
             <w:r>
-              <w:t>0,562</w:t>
+              <w:t>0,561</w:t>
             </w:r>
           </w:p>
         </w:tc>
@@ -1332,7 +1332,7 @@
           </w:tcPr>
           <w:p>
             <w:r>
-              <w:t>2,529</w:t>
+              <w:t>2,530</w:t>
             </w:r>
           </w:p>
         </w:tc>
@@ -1384,7 +1384,7 @@
           </w:tcPr>
           <w:p>
             <w:r>
-              <w:t>0,617</w:t>
+              <w:t>0,605</w:t>
             </w:r>
           </w:p>
         </w:tc>
@@ -1394,7 +1394,7 @@
           </w:tcPr>
           <w:p>
             <w:r>
-              <w:t>1,851</w:t>
+              <w:t>1,849</w:t>
             </w:r>
           </w:p>
         </w:tc>
@@ -1404,7 +1404,7 @@
           </w:tcPr>
           <w:p>
             <w:r>
-              <w:t>5.2</w:t>
+              <w:t>5.1</w:t>
             </w:r>
           </w:p>
         </w:tc>
@@ -1436,7 +1436,7 @@
           </w:tcPr>
           <w:p>
             <w:r>
-              <w:t>0,025</w:t>
+              <w:t>0,024</w:t>
             </w:r>
           </w:p>
         </w:tc>
@@ -1446,7 +1446,7 @@
           </w:tcPr>
           <w:p>
             <w:r>
-              <w:t>0,441</w:t>
+              <w:t>0,478</w:t>
             </w:r>
           </w:p>
         </w:tc>
@@ -1456,7 +1456,7 @@
           </w:tcPr>
           <w:p>
             <w:r>
-              <w:t>1,799</w:t>
+              <w:t>1,820</w:t>
             </w:r>
           </w:p>
         </w:tc>
@@ -1498,7 +1498,7 @@
           </w:tcPr>
           <w:p>
             <w:r>
-              <w:t>0,010</w:t>
+              <w:t>0,011</w:t>
             </w:r>
           </w:p>
         </w:tc>
@@ -1508,7 +1508,7 @@
           </w:tcPr>
           <w:p>
             <w:r>
-              <w:t>0,466</w:t>
+              <w:t>0,467</w:t>
             </w:r>
           </w:p>
         </w:tc>
@@ -1518,7 +1518,7 @@
           </w:tcPr>
           <w:p>
             <w:r>
-              <w:t>1,673</w:t>
+              <w:t>1,608</w:t>
             </w:r>
           </w:p>
         </w:tc>
@@ -1570,7 +1570,7 @@
           </w:tcPr>
           <w:p>
             <w:r>
-              <w:t>0,590</w:t>
+              <w:t>0,585</w:t>
             </w:r>
           </w:p>
         </w:tc>
@@ -1580,7 +1580,7 @@
           </w:tcPr>
           <w:p>
             <w:r>
-              <w:t>2,129</w:t>
+              <w:t>2,157</w:t>
             </w:r>
           </w:p>
         </w:tc>
@@ -1622,7 +1622,7 @@
           </w:tcPr>
           <w:p>
             <w:r>
-              <w:t>0,038</w:t>
+              <w:t>0,036</w:t>
             </w:r>
           </w:p>
         </w:tc>
@@ -1632,7 +1632,7 @@
           </w:tcPr>
           <w:p>
             <w:r>
-              <w:t>0,674</w:t>
+              <w:t>0,692</w:t>
             </w:r>
           </w:p>
         </w:tc>
@@ -1642,7 +1642,7 @@
           </w:tcPr>
           <w:p>
             <w:r>
-              <w:t>3,455</w:t>
+              <w:t>3,446</w:t>
             </w:r>
           </w:p>
         </w:tc>
@@ -1652,7 +1652,7 @@
           </w:tcPr>
           <w:p>
             <w:r>
-              <w:t>5.2</w:t>
+              <w:t>5.1</w:t>
             </w:r>
           </w:p>
         </w:tc>
@@ -1684,7 +1684,7 @@
           </w:tcPr>
           <w:p>
             <w:r>
-              <w:t>0,037</w:t>
+              <w:t>0,036</w:t>
             </w:r>
           </w:p>
         </w:tc>
@@ -1694,7 +1694,7 @@
           </w:tcPr>
           <w:p>
             <w:r>
-              <w:t>0,969</w:t>
+              <w:t>0,924</w:t>
             </w:r>
           </w:p>
         </w:tc>
@@ -1704,7 +1704,7 @@
           </w:tcPr>
           <w:p>
             <w:r>
-              <w:t>3,764</w:t>
+              <w:t>3,787</w:t>
             </w:r>
           </w:p>
         </w:tc>
@@ -1714,7 +1714,7 @@
           </w:tcPr>
           <w:p>
             <w:r>
-              <w:t>5.6</w:t>
+              <w:t>5.4</w:t>
             </w:r>
           </w:p>
         </w:tc>
@@ -1746,7 +1746,7 @@
           </w:tcPr>
           <w:p>
             <w:r>
-              <w:t>0,050</w:t>
+              <w:t>0,055</w:t>
             </w:r>
           </w:p>
         </w:tc>
@@ -1756,7 +1756,7 @@
           </w:tcPr>
           <w:p>
             <w:r>
-              <w:t>1,290</w:t>
+              <w:t>1,230</w:t>
             </w:r>
           </w:p>
         </w:tc>
@@ -1766,7 +1766,7 @@
           </w:tcPr>
           <w:p>
             <w:r>
-              <w:t>3,881</w:t>
+              <w:t>3,874</w:t>
             </w:r>
           </w:p>
         </w:tc>
@@ -1776,7 +1776,7 @@
           </w:tcPr>
           <w:p>
             <w:r>
-              <w:t>6.3</w:t>
+              <w:t>6.1</w:t>
             </w:r>
           </w:p>
         </w:tc>
@@ -1808,7 +1808,7 @@
           </w:tcPr>
           <w:p>
             <w:r>
-              <w:t>0,174</w:t>
+              <w:t>0,169</w:t>
             </w:r>
           </w:p>
         </w:tc>
@@ -1818,7 +1818,7 @@
           </w:tcPr>
           <w:p>
             <w:r>
-              <w:t>1,568</w:t>
+              <w:t>1,486</w:t>
             </w:r>
           </w:p>
         </w:tc>
@@ -1828,7 +1828,7 @@
           </w:tcPr>
           <w:p>
             <w:r>
-              <w:t>4,135</w:t>
+              <w:t>4,168</w:t>
             </w:r>
           </w:p>
         </w:tc>
@@ -1838,7 +1838,7 @@
           </w:tcPr>
           <w:p>
             <w:r>
-              <w:t>6.8</w:t>
+              <w:t>6.7</w:t>
             </w:r>
           </w:p>
         </w:tc>
@@ -1870,7 +1870,7 @@
           </w:tcPr>
           <w:p>
             <w:r>
-              <w:t>0,437</w:t>
+              <w:t>0,438</w:t>
             </w:r>
           </w:p>
         </w:tc>
@@ -1880,7 +1880,7 @@
           </w:tcPr>
           <w:p>
             <w:r>
-              <w:t>2,409</w:t>
+              <w:t>2,413</w:t>
             </w:r>
           </w:p>
         </w:tc>
@@ -1890,7 +1890,7 @@
           </w:tcPr>
           <w:p>
             <w:r>
-              <w:t>4,433</w:t>
+              <w:t>4,434</w:t>
             </w:r>
           </w:p>
         </w:tc>
@@ -1900,7 +1900,7 @@
           </w:tcPr>
           <w:p>
             <w:r>
-              <w:t>7.8</w:t>
+              <w:t>7.7</w:t>
             </w:r>
           </w:p>
         </w:tc>
@@ -1932,7 +1932,7 @@
           </w:tcPr>
           <w:p>
             <w:r>
-              <w:t>0,330</w:t>
+              <w:t>0,299</w:t>
             </w:r>
           </w:p>
         </w:tc>
@@ -1942,7 +1942,7 @@
           </w:tcPr>
           <w:p>
             <w:r>
-              <w:t>2,365</w:t>
+              <w:t>2,358</w:t>
             </w:r>
           </w:p>
         </w:tc>
@@ -1952,7 +1952,7 @@
           </w:tcPr>
           <w:p>
             <w:r>
-              <w:t>4,554</w:t>
+              <w:t>4,561</w:t>
             </w:r>
           </w:p>
         </w:tc>
@@ -1994,7 +1994,7 @@
           </w:tcPr>
           <w:p>
             <w:r>
-              <w:t>0,583</w:t>
+              <w:t>0,585</w:t>
             </w:r>
           </w:p>
         </w:tc>
@@ -2004,7 +2004,7 @@
           </w:tcPr>
           <w:p>
             <w:r>
-              <w:t>2,990</w:t>
+              <w:t>2,976</w:t>
             </w:r>
           </w:p>
         </w:tc>
@@ -2014,7 +2014,7 @@
           </w:tcPr>
           <w:p>
             <w:r>
-              <w:t>4,803</w:t>
+              <w:t>4,810</w:t>
             </w:r>
           </w:p>
         </w:tc>
@@ -2056,7 +2056,7 @@
           </w:tcPr>
           <w:p>
             <w:r>
-              <w:t>0,901</w:t>
+              <w:t>0,911</w:t>
             </w:r>
           </w:p>
         </w:tc>
@@ -2066,7 +2066,7 @@
           </w:tcPr>
           <w:p>
             <w:r>
-              <w:t>3,205</w:t>
+              <w:t>3,200</w:t>
             </w:r>
           </w:p>
         </w:tc>
@@ -2076,7 +2076,7 @@
           </w:tcPr>
           <w:p>
             <w:r>
-              <w:t>4,894</w:t>
+              <w:t>4,904</w:t>
             </w:r>
           </w:p>
         </w:tc>
@@ -2118,7 +2118,7 @@
           </w:tcPr>
           <w:p>
             <w:r>
-              <w:t>1,531</w:t>
+              <w:t>1,561</w:t>
             </w:r>
           </w:p>
         </w:tc>
@@ -2128,7 +2128,7 @@
           </w:tcPr>
           <w:p>
             <w:r>
-              <w:t>4,064</w:t>
+              <w:t>4,033</w:t>
             </w:r>
           </w:p>
         </w:tc>
@@ -2138,7 +2138,7 @@
           </w:tcPr>
           <w:p>
             <w:r>
-              <w:t>4,935</w:t>
+              <w:t>4,928</w:t>
             </w:r>
           </w:p>
         </w:tc>
@@ -2148,7 +2148,7 @@
           </w:tcPr>
           <w:p>
             <w:r>
-              <w:t>10.0</w:t>
+              <w:t>9.9</w:t>
             </w:r>
           </w:p>
         </w:tc>
@@ -2180,7 +2180,7 @@
           </w:tcPr>
           <w:p>
             <w:r>
-              <w:t>1,716</w:t>
+              <w:t>1,706</w:t>
             </w:r>
           </w:p>
         </w:tc>
@@ -2190,7 +2190,7 @@
           </w:tcPr>
           <w:p>
             <w:r>
-              <w:t>4,281</w:t>
+              <w:t>4,273</w:t>
             </w:r>
           </w:p>
         </w:tc>
@@ -2200,7 +2200,7 @@
           </w:tcPr>
           <w:p>
             <w:r>
-              <w:t>4,976</w:t>
+              <w:t>4,975</w:t>
             </w:r>
           </w:p>
         </w:tc>
@@ -2242,7 +2242,7 @@
           </w:tcPr>
           <w:p>
             <w:r>
-              <w:t>1,663</w:t>
+              <w:t>1,672</w:t>
             </w:r>
           </w:p>
         </w:tc>
@@ -2252,7 +2252,7 @@
           </w:tcPr>
           <w:p>
             <w:r>
-              <w:t>4,079</w:t>
+              <w:t>4,085</w:t>
             </w:r>
           </w:p>
         </w:tc>
@@ -2262,7 +2262,7 @@
           </w:tcPr>
           <w:p>
             <w:r>
-              <w:t>4,958</w:t>
+              <w:t>4,965</w:t>
             </w:r>
           </w:p>
         </w:tc>
@@ -2272,7 +2272,7 @@
           </w:tcPr>
           <w:p>
             <w:r>
-              <w:t>10.2</w:t>
+              <w:t>10.3</w:t>
             </w:r>
           </w:p>
         </w:tc>
@@ -2304,7 +2304,7 @@
           </w:tcPr>
           <w:p>
             <w:r>
-              <w:t>2,180</w:t>
+              <w:t>2,183</w:t>
             </w:r>
           </w:p>
         </w:tc>
@@ -2314,7 +2314,7 @@
           </w:tcPr>
           <w:p>
             <w:r>
-              <w:t>4,048</w:t>
+              <w:t>4,119</w:t>
             </w:r>
           </w:p>
         </w:tc>
@@ -2324,7 +2324,7 @@
           </w:tcPr>
           <w:p>
             <w:r>
-              <w:t>4,974</w:t>
+              <w:t>4,970</w:t>
             </w:r>
           </w:p>
         </w:tc>
@@ -2334,7 +2334,7 @@
           </w:tcPr>
           <w:p>
             <w:r>
-              <w:t>9.7</w:t>
+              <w:t>9.8</w:t>
             </w:r>
           </w:p>
         </w:tc>
@@ -2366,7 +2366,7 @@
           </w:tcPr>
           <w:p>
             <w:r>
-              <w:t>2,110</w:t>
+              <w:t>2,138</w:t>
             </w:r>
           </w:p>
         </w:tc>
@@ -2376,7 +2376,7 @@
           </w:tcPr>
           <w:p>
             <w:r>
-              <w:t>4,122</w:t>
+              <w:t>4,180</w:t>
             </w:r>
           </w:p>
         </w:tc>
@@ -2386,7 +2386,7 @@
           </w:tcPr>
           <w:p>
             <w:r>
-              <w:t>4,946</w:t>
+              <w:t>4,950</w:t>
             </w:r>
           </w:p>
         </w:tc>
@@ -2396,7 +2396,7 @@
           </w:tcPr>
           <w:p>
             <w:r>
-              <w:t>9.8</w:t>
+              <w:t>9.9</w:t>
             </w:r>
           </w:p>
         </w:tc>
@@ -2423,7 +2423,7 @@
         <w:pStyle w:val="ListBullet"/>
       </w:pPr>
       <w:r>
-        <w:t>резкий спад на 1.81 МВт за 3 ч к 06:00</w:t>
+        <w:t>резкий спад на 1.77 МВт за 3 ч к 06:00</w:t>
       </w:r>
     </w:p>
     <w:p>
@@ -2431,7 +2431,7 @@
         <w:pStyle w:val="ListBullet"/>
       </w:pPr>
       <w:r>
-        <w:t>резкий рост на 1.70 МВт за 3 ч к 19:00</w:t>
+        <w:t>резкий рост на 1.68 МВт за 3 ч к 19:00</w:t>
       </w:r>
     </w:p>
     <w:p>
@@ -2568,7 +2568,7 @@
           </w:tcPr>
           <w:p>
             <w:r>
-              <w:t>0,524</w:t>
+              <w:t>0,561</w:t>
             </w:r>
           </w:p>
         </w:tc>
@@ -2578,7 +2578,7 @@
           </w:tcPr>
           <w:p>
             <w:r>
-              <w:t>3,244 → 2,720</w:t>
+              <w:t>3,265 → 2,704</w:t>
             </w:r>
           </w:p>
         </w:tc>
@@ -2610,7 +2610,7 @@
           </w:tcPr>
           <w:p>
             <w:r>
-              <w:t>03:00</w:t>
+              <w:t>02:00</w:t>
             </w:r>
           </w:p>
         </w:tc>
@@ -2630,7 +2630,7 @@
           </w:tcPr>
           <w:p>
             <w:r>
-              <w:t>0,701</w:t>
+              <w:t>0,548</w:t>
             </w:r>
           </w:p>
         </w:tc>
@@ -2640,7 +2640,7 @@
           </w:tcPr>
           <w:p>
             <w:r>
-              <w:t>2,517 → 1,816</w:t>
+              <w:t>2,856 → 2,308</w:t>
             </w:r>
           </w:p>
         </w:tc>
@@ -2650,7 +2650,7 @@
           </w:tcPr>
           <w:p>
             <w:r>
-              <w:t>17.02 00:00</w:t>
+              <w:t>16.02 23:00</w:t>
             </w:r>
           </w:p>
         </w:tc>
@@ -2672,7 +2672,7 @@
           </w:tcPr>
           <w:p>
             <w:r>
-              <w:t>04:00</w:t>
+              <w:t>03:00</w:t>
             </w:r>
           </w:p>
         </w:tc>
@@ -2692,7 +2692,7 @@
           </w:tcPr>
           <w:p>
             <w:r>
-              <w:t>0,681</w:t>
+              <w:t>0,760</w:t>
             </w:r>
           </w:p>
         </w:tc>
@@ -2702,7 +2702,7 @@
           </w:tcPr>
           <w:p>
             <w:r>
-              <w:t>2,374 → 1,693</w:t>
+              <w:t>2,521 → 1,761</w:t>
             </w:r>
           </w:p>
         </w:tc>
@@ -2712,7 +2712,7 @@
           </w:tcPr>
           <w:p>
             <w:r>
-              <w:t>17.02 01:00</w:t>
+              <w:t>17.02 00:00</w:t>
             </w:r>
           </w:p>
         </w:tc>
@@ -2734,7 +2734,7 @@
           </w:tcPr>
           <w:p>
             <w:r>
-              <w:t>05:00</w:t>
+              <w:t>04:00</w:t>
             </w:r>
           </w:p>
         </w:tc>
@@ -2754,7 +2754,7 @@
           </w:tcPr>
           <w:p>
             <w:r>
-              <w:t>0,646</w:t>
+              <w:t>0,550</w:t>
             </w:r>
           </w:p>
         </w:tc>
@@ -2764,7 +2764,7 @@
           </w:tcPr>
           <w:p>
             <w:r>
-              <w:t>2,043 → 1,397</w:t>
+              <w:t>2,329 → 1,779</w:t>
             </w:r>
           </w:p>
         </w:tc>
@@ -2774,7 +2774,7 @@
           </w:tcPr>
           <w:p>
             <w:r>
-              <w:t>17.02 02:00</w:t>
+              <w:t>17.02 01:00</w:t>
             </w:r>
           </w:p>
         </w:tc>
@@ -2786,7 +2786,7 @@
           </w:tcPr>
           <w:p>
             <w:r>
-              <w:t>16.02 23:00</w:t>
+              <w:t>16.02 11:00</w:t>
             </w:r>
           </w:p>
         </w:tc>
@@ -2796,7 +2796,7 @@
           </w:tcPr>
           <w:p>
             <w:r>
-              <w:t>02:00</w:t>
+              <w:t>05:00</w:t>
             </w:r>
           </w:p>
         </w:tc>
@@ -2816,7 +2816,7 @@
           </w:tcPr>
           <w:p>
             <w:r>
-              <w:t>0,535</w:t>
+              <w:t>0,589</w:t>
             </w:r>
           </w:p>
         </w:tc>
@@ -2826,7 +2826,7 @@
           </w:tcPr>
           <w:p>
             <w:r>
-              <w:t>2,768 → 2,233</w:t>
+              <w:t>2,013 → 1,424</w:t>
             </w:r>
           </w:p>
         </w:tc>
@@ -2836,7 +2836,7 @@
           </w:tcPr>
           <w:p>
             <w:r>
-              <w:t>16.02 23:00</w:t>
+              <w:t>17.02 02:00</w:t>
             </w:r>
           </w:p>
         </w:tc>
@@ -2878,7 +2878,7 @@
           </w:tcPr>
           <w:p>
             <w:r>
-              <w:t>0,659</w:t>
+              <w:t>0,632</w:t>
             </w:r>
           </w:p>
         </w:tc>
@@ -2888,7 +2888,7 @@
           </w:tcPr>
           <w:p>
             <w:r>
-              <w:t>0,969 → 0,310</w:t>
+              <w:t>0,924 → 0,292</w:t>
             </w:r>
           </w:p>
         </w:tc>
@@ -2940,7 +2940,7 @@
           </w:tcPr>
           <w:p>
             <w:r>
-              <w:t>0,671</w:t>
+              <w:t>0,649</w:t>
             </w:r>
           </w:p>
         </w:tc>
@@ -2950,7 +2950,7 @@
           </w:tcPr>
           <w:p>
             <w:r>
-              <w:t>1,290 → 0,619</w:t>
+              <w:t>1,230 → 0,581</w:t>
             </w:r>
           </w:p>
         </w:tc>
@@ -3002,7 +3002,7 @@
           </w:tcPr>
           <w:p>
             <w:r>
-              <w:t>0,732</w:t>
+              <w:t>0,659</w:t>
             </w:r>
           </w:p>
         </w:tc>
@@ -3012,7 +3012,7 @@
           </w:tcPr>
           <w:p>
             <w:r>
-              <w:t>1,568 → 0,836</w:t>
+              <w:t>1,486 → 0,827</w:t>
             </w:r>
           </w:p>
         </w:tc>
@@ -3064,7 +3064,7 @@
           </w:tcPr>
           <w:p>
             <w:r>
-              <w:t>0,844</w:t>
+              <w:t>0,870</w:t>
             </w:r>
           </w:p>
         </w:tc>
@@ -3074,7 +3074,7 @@
           </w:tcPr>
           <w:p>
             <w:r>
-              <w:t>2,409 → 1,565</w:t>
+              <w:t>2,413 → 1,543</w:t>
             </w:r>
           </w:p>
         </w:tc>
@@ -3126,7 +3126,7 @@
           </w:tcPr>
           <w:p>
             <w:r>
-              <w:t>0,745</w:t>
+              <w:t>0,781</w:t>
             </w:r>
           </w:p>
         </w:tc>
@@ -3136,7 +3136,7 @@
           </w:tcPr>
           <w:p>
             <w:r>
-              <w:t>2,365 → 1,620</w:t>
+              <w:t>2,358 → 1,577</w:t>
             </w:r>
           </w:p>
         </w:tc>
@@ -3188,7 +3188,7 @@
           </w:tcPr>
           <w:p>
             <w:r>
-              <w:t>0,544</w:t>
+              <w:t>0,605</w:t>
             </w:r>
           </w:p>
         </w:tc>
@@ -3198,7 +3198,7 @@
           </w:tcPr>
           <w:p>
             <w:r>
-              <w:t>2,990 → 2,446</w:t>
+              <w:t>2,976 → 2,371</w:t>
             </w:r>
           </w:p>
         </w:tc>
@@ -3250,7 +3250,7 @@
           </w:tcPr>
           <w:p>
             <w:r>
-              <w:t>0,529</w:t>
+              <w:t>0,557</w:t>
             </w:r>
           </w:p>
         </w:tc>
@@ -3260,7 +3260,7 @@
           </w:tcPr>
           <w:p>
             <w:r>
-              <w:t>4,064 → 3,535</w:t>
+              <w:t>4,033 → 3,476</w:t>
             </w:r>
           </w:p>
         </w:tc>
@@ -3312,7 +3312,7 @@
           </w:tcPr>
           <w:p>
             <w:r>
-              <w:t>0,592</w:t>
+              <w:t>0,601</w:t>
             </w:r>
           </w:p>
         </w:tc>
@@ -3322,7 +3322,7 @@
           </w:tcPr>
           <w:p>
             <w:r>
-              <w:t>4,281 → 3,689</w:t>
+              <w:t>4,273 → 3,672</w:t>
             </w:r>
           </w:p>
         </w:tc>
@@ -3374,7 +3374,7 @@
           </w:tcPr>
           <w:p>
             <w:r>
-              <w:t>0,647</w:t>
+              <w:t>0,718</w:t>
             </w:r>
           </w:p>
         </w:tc>
@@ -3384,7 +3384,7 @@
           </w:tcPr>
           <w:p>
             <w:r>
-              <w:t>4,048 → 3,401</w:t>
+              <w:t>4,119 → 3,401</w:t>
             </w:r>
           </w:p>
         </w:tc>

--- a/artifacts/bids/2026-02-17/zayavka_2026-02-17.docx
+++ b/artifacts/bids/2026-02-17/zayavka_2026-02-17.docx
@@ -254,7 +254,7 @@
               <w:jc w:val="right"/>
             </w:pPr>
             <w:r>
-              <w:t>3,265</w:t>
+              <w:t>3,260</w:t>
             </w:r>
           </w:p>
         </w:tc>
@@ -277,7 +277,7 @@
               <w:jc w:val="right"/>
             </w:pPr>
             <w:r>
-              <w:t>0,924</w:t>
+              <w:t>0,953</w:t>
             </w:r>
           </w:p>
         </w:tc>
@@ -302,7 +302,7 @@
               <w:jc w:val="right"/>
             </w:pPr>
             <w:r>
-              <w:t>2,856</w:t>
+              <w:t>2,822</w:t>
             </w:r>
           </w:p>
         </w:tc>
@@ -325,7 +325,7 @@
               <w:jc w:val="right"/>
             </w:pPr>
             <w:r>
-              <w:t>1,230</w:t>
+              <w:t>1,288</w:t>
             </w:r>
           </w:p>
         </w:tc>
@@ -350,7 +350,7 @@
               <w:jc w:val="right"/>
             </w:pPr>
             <w:r>
-              <w:t>2,521</w:t>
+              <w:t>2,543</w:t>
             </w:r>
           </w:p>
         </w:tc>
@@ -373,7 +373,7 @@
               <w:jc w:val="right"/>
             </w:pPr>
             <w:r>
-              <w:t>1,486</w:t>
+              <w:t>1,550</w:t>
             </w:r>
           </w:p>
         </w:tc>
@@ -398,7 +398,7 @@
               <w:jc w:val="right"/>
             </w:pPr>
             <w:r>
-              <w:t>2,329</w:t>
+              <w:t>2,389</w:t>
             </w:r>
           </w:p>
         </w:tc>
@@ -421,7 +421,7 @@
               <w:jc w:val="right"/>
             </w:pPr>
             <w:r>
-              <w:t>2,413</w:t>
+              <w:t>2,510</w:t>
             </w:r>
           </w:p>
         </w:tc>
@@ -446,7 +446,7 @@
               <w:jc w:val="right"/>
             </w:pPr>
             <w:r>
-              <w:t>2,013</w:t>
+              <w:t>1,947</w:t>
             </w:r>
           </w:p>
         </w:tc>
@@ -469,7 +469,7 @@
               <w:jc w:val="right"/>
             </w:pPr>
             <w:r>
-              <w:t>2,358</w:t>
+              <w:t>2,466</w:t>
             </w:r>
           </w:p>
         </w:tc>
@@ -494,7 +494,7 @@
               <w:jc w:val="right"/>
             </w:pPr>
             <w:r>
-              <w:t>1,016</w:t>
+              <w:t>1,050</w:t>
             </w:r>
           </w:p>
         </w:tc>
@@ -517,7 +517,7 @@
               <w:jc w:val="right"/>
             </w:pPr>
             <w:r>
-              <w:t>2,976</w:t>
+              <w:t>3,018</w:t>
             </w:r>
           </w:p>
         </w:tc>
@@ -542,7 +542,7 @@
               <w:jc w:val="right"/>
             </w:pPr>
             <w:r>
-              <w:t>0,561</w:t>
+              <w:t>0,541</w:t>
             </w:r>
           </w:p>
         </w:tc>
@@ -565,7 +565,7 @@
               <w:jc w:val="right"/>
             </w:pPr>
             <w:r>
-              <w:t>3,200</w:t>
+              <w:t>3,181</w:t>
             </w:r>
           </w:p>
         </w:tc>
@@ -590,7 +590,7 @@
               <w:jc w:val="right"/>
             </w:pPr>
             <w:r>
-              <w:t>0,605</w:t>
+              <w:t>0,606</w:t>
             </w:r>
           </w:p>
         </w:tc>
@@ -613,7 +613,7 @@
               <w:jc w:val="right"/>
             </w:pPr>
             <w:r>
-              <w:t>4,033</w:t>
+              <w:t>4,072</w:t>
             </w:r>
           </w:p>
         </w:tc>
@@ -638,7 +638,7 @@
               <w:jc w:val="right"/>
             </w:pPr>
             <w:r>
-              <w:t>0,478</w:t>
+              <w:t>0,474</w:t>
             </w:r>
           </w:p>
         </w:tc>
@@ -661,7 +661,7 @@
               <w:jc w:val="right"/>
             </w:pPr>
             <w:r>
-              <w:t>4,273</w:t>
+              <w:t>4,306</w:t>
             </w:r>
           </w:p>
         </w:tc>
@@ -686,7 +686,7 @@
               <w:jc w:val="right"/>
             </w:pPr>
             <w:r>
-              <w:t>0,467</w:t>
+              <w:t>0,466</w:t>
             </w:r>
           </w:p>
         </w:tc>
@@ -709,7 +709,7 @@
               <w:jc w:val="right"/>
             </w:pPr>
             <w:r>
-              <w:t>4,085</w:t>
+              <w:t>4,053</w:t>
             </w:r>
           </w:p>
         </w:tc>
@@ -734,7 +734,7 @@
               <w:jc w:val="right"/>
             </w:pPr>
             <w:r>
-              <w:t>0,585</w:t>
+              <w:t>0,611</w:t>
             </w:r>
           </w:p>
         </w:tc>
@@ -757,7 +757,7 @@
               <w:jc w:val="right"/>
             </w:pPr>
             <w:r>
-              <w:t>4,119</w:t>
+              <w:t>4,132</w:t>
             </w:r>
           </w:p>
         </w:tc>
@@ -782,7 +782,7 @@
               <w:jc w:val="right"/>
             </w:pPr>
             <w:r>
-              <w:t>0,692</w:t>
+              <w:t>0,750</w:t>
             </w:r>
           </w:p>
         </w:tc>
@@ -805,7 +805,7 @@
               <w:jc w:val="right"/>
             </w:pPr>
             <w:r>
-              <w:t>4,180</w:t>
+              <w:t>4,159</w:t>
             </w:r>
           </w:p>
         </w:tc>
@@ -821,7 +821,7 @@
         <w:rPr>
           <w:b/>
         </w:rPr>
-        <w:t>Итого за сутки: 52,665 МВт·ч.</w:t>
+        <w:t>Итого за сутки: 53,147 МВт·ч.</w:t>
       </w:r>
     </w:p>
     <w:p>
@@ -834,7 +834,7 @@
     </w:p>
     <w:p>
       <w:r>
-        <w:t>Прогноз e9b80128b727, сформирован 16.02.2026 05:00 (Астана); модель windcast-0.1.0-cascade+direct; погода: Open-Meteo Previous Runs: ECMWF IFS, ECMWF AIFS, ICON, GFS, UKMO, GEM, CMA, выпуск 2026-02-15 18:00:00 UTC.</w:t>
+        <w:t>Прогноз cc248b8885b6, сформирован 16.02.2026 05:00 (Астана); модель windcast-0.1.0-cascade+cqr; погода: Open-Meteo Previous Runs: ECMWF IFS, ECMWF AIFS, ICON, GFS, UKMO, GEM, CMA, выпуск 2026-02-15 18:00:00 UTC.</w:t>
       </w:r>
     </w:p>
     <w:tbl>
@@ -940,7 +940,7 @@
           </w:tcPr>
           <w:p>
             <w:r>
-              <w:t>1,333</w:t>
+              <w:t>1,298</w:t>
             </w:r>
           </w:p>
         </w:tc>
@@ -950,7 +950,7 @@
           </w:tcPr>
           <w:p>
             <w:r>
-              <w:t>3,265</w:t>
+              <w:t>3,260</w:t>
             </w:r>
           </w:p>
         </w:tc>
@@ -960,7 +960,7 @@
           </w:tcPr>
           <w:p>
             <w:r>
-              <w:t>4,878</w:t>
+              <w:t>4,933</w:t>
             </w:r>
           </w:p>
         </w:tc>
@@ -1002,7 +1002,7 @@
           </w:tcPr>
           <w:p>
             <w:r>
-              <w:t>1,119</w:t>
+              <w:t>1,012</w:t>
             </w:r>
           </w:p>
         </w:tc>
@@ -1012,7 +1012,7 @@
           </w:tcPr>
           <w:p>
             <w:r>
-              <w:t>2,856</w:t>
+              <w:t>2,822</w:t>
             </w:r>
           </w:p>
         </w:tc>
@@ -1022,7 +1022,7 @@
           </w:tcPr>
           <w:p>
             <w:r>
-              <w:t>4,895</w:t>
+              <w:t>4,970</w:t>
             </w:r>
           </w:p>
         </w:tc>
@@ -1064,7 +1064,7 @@
           </w:tcPr>
           <w:p>
             <w:r>
-              <w:t>0,829</w:t>
+              <w:t>0,727</w:t>
             </w:r>
           </w:p>
         </w:tc>
@@ -1074,7 +1074,7 @@
           </w:tcPr>
           <w:p>
             <w:r>
-              <w:t>2,521</w:t>
+              <w:t>2,543</w:t>
             </w:r>
           </w:p>
         </w:tc>
@@ -1084,7 +1084,7 @@
           </w:tcPr>
           <w:p>
             <w:r>
-              <w:t>4,869</w:t>
+              <w:t>4,948</w:t>
             </w:r>
           </w:p>
         </w:tc>
@@ -1126,7 +1126,7 @@
           </w:tcPr>
           <w:p>
             <w:r>
-              <w:t>0,283</w:t>
+              <w:t>0,193</w:t>
             </w:r>
           </w:p>
         </w:tc>
@@ -1136,7 +1136,7 @@
           </w:tcPr>
           <w:p>
             <w:r>
-              <w:t>2,329</w:t>
+              <w:t>2,389</w:t>
             </w:r>
           </w:p>
         </w:tc>
@@ -1146,7 +1146,7 @@
           </w:tcPr>
           <w:p>
             <w:r>
-              <w:t>4,822</w:t>
+              <w:t>4,888</w:t>
             </w:r>
           </w:p>
         </w:tc>
@@ -1188,7 +1188,7 @@
           </w:tcPr>
           <w:p>
             <w:r>
-              <w:t>0,137</w:t>
+              <w:t>0,061</w:t>
             </w:r>
           </w:p>
         </w:tc>
@@ -1198,7 +1198,7 @@
           </w:tcPr>
           <w:p>
             <w:r>
-              <w:t>2,013</w:t>
+              <w:t>1,947</w:t>
             </w:r>
           </w:p>
         </w:tc>
@@ -1208,7 +1208,7 @@
           </w:tcPr>
           <w:p>
             <w:r>
-              <w:t>4,646</w:t>
+              <w:t>4,712</w:t>
             </w:r>
           </w:p>
         </w:tc>
@@ -1250,7 +1250,7 @@
           </w:tcPr>
           <w:p>
             <w:r>
-              <w:t>0,066</w:t>
+              <w:t>0,024</w:t>
             </w:r>
           </w:p>
         </w:tc>
@@ -1260,7 +1260,7 @@
           </w:tcPr>
           <w:p>
             <w:r>
-              <w:t>1,016</w:t>
+              <w:t>1,050</w:t>
             </w:r>
           </w:p>
         </w:tc>
@@ -1270,7 +1270,7 @@
           </w:tcPr>
           <w:p>
             <w:r>
-              <w:t>3,380</w:t>
+              <w:t>3,540</w:t>
             </w:r>
           </w:p>
         </w:tc>
@@ -1312,7 +1312,7 @@
           </w:tcPr>
           <w:p>
             <w:r>
-              <w:t>0,013</w:t>
+              <w:t>0,001</w:t>
             </w:r>
           </w:p>
         </w:tc>
@@ -1322,7 +1322,7 @@
           </w:tcPr>
           <w:p>
             <w:r>
-              <w:t>0,561</w:t>
+              <w:t>0,541</w:t>
             </w:r>
           </w:p>
         </w:tc>
@@ -1332,7 +1332,7 @@
           </w:tcPr>
           <w:p>
             <w:r>
-              <w:t>2,530</w:t>
+              <w:t>2,605</w:t>
             </w:r>
           </w:p>
         </w:tc>
@@ -1374,7 +1374,7 @@
           </w:tcPr>
           <w:p>
             <w:r>
-              <w:t>0,009</w:t>
+              <w:t>0,010</w:t>
             </w:r>
           </w:p>
         </w:tc>
@@ -1384,7 +1384,7 @@
           </w:tcPr>
           <w:p>
             <w:r>
-              <w:t>0,605</w:t>
+              <w:t>0,606</w:t>
             </w:r>
           </w:p>
         </w:tc>
@@ -1394,7 +1394,7 @@
           </w:tcPr>
           <w:p>
             <w:r>
-              <w:t>1,849</w:t>
+              <w:t>1,855</w:t>
             </w:r>
           </w:p>
         </w:tc>
@@ -1436,7 +1436,7 @@
           </w:tcPr>
           <w:p>
             <w:r>
-              <w:t>0,024</w:t>
+              <w:t>0,032</w:t>
             </w:r>
           </w:p>
         </w:tc>
@@ -1446,7 +1446,7 @@
           </w:tcPr>
           <w:p>
             <w:r>
-              <w:t>0,478</w:t>
+              <w:t>0,474</w:t>
             </w:r>
           </w:p>
         </w:tc>
@@ -1456,7 +1456,7 @@
           </w:tcPr>
           <w:p>
             <w:r>
-              <w:t>1,820</w:t>
+              <w:t>1,857</w:t>
             </w:r>
           </w:p>
         </w:tc>
@@ -1498,7 +1498,7 @@
           </w:tcPr>
           <w:p>
             <w:r>
-              <w:t>0,011</w:t>
+              <w:t>0,015</w:t>
             </w:r>
           </w:p>
         </w:tc>
@@ -1508,7 +1508,7 @@
           </w:tcPr>
           <w:p>
             <w:r>
-              <w:t>0,467</w:t>
+              <w:t>0,466</w:t>
             </w:r>
           </w:p>
         </w:tc>
@@ -1518,7 +1518,7 @@
           </w:tcPr>
           <w:p>
             <w:r>
-              <w:t>1,608</w:t>
+              <w:t>1,599</w:t>
             </w:r>
           </w:p>
         </w:tc>
@@ -1560,7 +1560,7 @@
           </w:tcPr>
           <w:p>
             <w:r>
-              <w:t>0,036</w:t>
+              <w:t>0,050</w:t>
             </w:r>
           </w:p>
         </w:tc>
@@ -1570,7 +1570,7 @@
           </w:tcPr>
           <w:p>
             <w:r>
-              <w:t>0,585</w:t>
+              <w:t>0,611</w:t>
             </w:r>
           </w:p>
         </w:tc>
@@ -1580,7 +1580,7 @@
           </w:tcPr>
           <w:p>
             <w:r>
-              <w:t>2,157</w:t>
+              <w:t>2,042</w:t>
             </w:r>
           </w:p>
         </w:tc>
@@ -1622,7 +1622,7 @@
           </w:tcPr>
           <w:p>
             <w:r>
-              <w:t>0,036</w:t>
+              <w:t>0,024</w:t>
             </w:r>
           </w:p>
         </w:tc>
@@ -1632,7 +1632,7 @@
           </w:tcPr>
           <w:p>
             <w:r>
-              <w:t>0,692</w:t>
+              <w:t>0,750</w:t>
             </w:r>
           </w:p>
         </w:tc>
@@ -1642,7 +1642,7 @@
           </w:tcPr>
           <w:p>
             <w:r>
-              <w:t>3,446</w:t>
+              <w:t>3,504</w:t>
             </w:r>
           </w:p>
         </w:tc>
@@ -1684,7 +1684,7 @@
           </w:tcPr>
           <w:p>
             <w:r>
-              <w:t>0,036</w:t>
+              <w:t>0,014</w:t>
             </w:r>
           </w:p>
         </w:tc>
@@ -1694,7 +1694,7 @@
           </w:tcPr>
           <w:p>
             <w:r>
-              <w:t>0,924</w:t>
+              <w:t>0,953</w:t>
             </w:r>
           </w:p>
         </w:tc>
@@ -1704,7 +1704,7 @@
           </w:tcPr>
           <w:p>
             <w:r>
-              <w:t>3,787</w:t>
+              <w:t>3,875</w:t>
             </w:r>
           </w:p>
         </w:tc>
@@ -1746,7 +1746,7 @@
           </w:tcPr>
           <w:p>
             <w:r>
-              <w:t>0,055</w:t>
+              <w:t>0,015</w:t>
             </w:r>
           </w:p>
         </w:tc>
@@ -1756,7 +1756,7 @@
           </w:tcPr>
           <w:p>
             <w:r>
-              <w:t>1,230</w:t>
+              <w:t>1,288</w:t>
             </w:r>
           </w:p>
         </w:tc>
@@ -1766,7 +1766,7 @@
           </w:tcPr>
           <w:p>
             <w:r>
-              <w:t>3,874</w:t>
+              <w:t>3,901</w:t>
             </w:r>
           </w:p>
         </w:tc>
@@ -1808,7 +1808,7 @@
           </w:tcPr>
           <w:p>
             <w:r>
-              <w:t>0,169</w:t>
+              <w:t>0,114</w:t>
             </w:r>
           </w:p>
         </w:tc>
@@ -1818,7 +1818,7 @@
           </w:tcPr>
           <w:p>
             <w:r>
-              <w:t>1,486</w:t>
+              <w:t>1,550</w:t>
             </w:r>
           </w:p>
         </w:tc>
@@ -1828,7 +1828,7 @@
           </w:tcPr>
           <w:p>
             <w:r>
-              <w:t>4,168</w:t>
+              <w:t>4,214</w:t>
             </w:r>
           </w:p>
         </w:tc>
@@ -1870,7 +1870,7 @@
           </w:tcPr>
           <w:p>
             <w:r>
-              <w:t>0,438</w:t>
+              <w:t>0,386</w:t>
             </w:r>
           </w:p>
         </w:tc>
@@ -1880,7 +1880,7 @@
           </w:tcPr>
           <w:p>
             <w:r>
-              <w:t>2,413</w:t>
+              <w:t>2,510</w:t>
             </w:r>
           </w:p>
         </w:tc>
@@ -1890,7 +1890,7 @@
           </w:tcPr>
           <w:p>
             <w:r>
-              <w:t>4,434</w:t>
+              <w:t>4,532</w:t>
             </w:r>
           </w:p>
         </w:tc>
@@ -1932,7 +1932,7 @@
           </w:tcPr>
           <w:p>
             <w:r>
-              <w:t>0,299</w:t>
+              <w:t>0,180</w:t>
             </w:r>
           </w:p>
         </w:tc>
@@ -1942,7 +1942,7 @@
           </w:tcPr>
           <w:p>
             <w:r>
-              <w:t>2,358</w:t>
+              <w:t>2,466</w:t>
             </w:r>
           </w:p>
         </w:tc>
@@ -1952,7 +1952,7 @@
           </w:tcPr>
           <w:p>
             <w:r>
-              <w:t>4,561</w:t>
+              <w:t>4,662</w:t>
             </w:r>
           </w:p>
         </w:tc>
@@ -1994,7 +1994,7 @@
           </w:tcPr>
           <w:p>
             <w:r>
-              <w:t>0,585</w:t>
+              <w:t>0,510</w:t>
             </w:r>
           </w:p>
         </w:tc>
@@ -2004,7 +2004,7 @@
           </w:tcPr>
           <w:p>
             <w:r>
-              <w:t>2,976</w:t>
+              <w:t>3,018</w:t>
             </w:r>
           </w:p>
         </w:tc>
@@ -2014,7 +2014,7 @@
           </w:tcPr>
           <w:p>
             <w:r>
-              <w:t>4,810</w:t>
+              <w:t>4,910</w:t>
             </w:r>
           </w:p>
         </w:tc>
@@ -2056,7 +2056,7 @@
           </w:tcPr>
           <w:p>
             <w:r>
-              <w:t>0,911</w:t>
+              <w:t>0,874</w:t>
             </w:r>
           </w:p>
         </w:tc>
@@ -2066,7 +2066,7 @@
           </w:tcPr>
           <w:p>
             <w:r>
-              <w:t>3,200</w:t>
+              <w:t>3,181</w:t>
             </w:r>
           </w:p>
         </w:tc>
@@ -2076,7 +2076,7 @@
           </w:tcPr>
           <w:p>
             <w:r>
-              <w:t>4,904</w:t>
+              <w:t>4,955</w:t>
             </w:r>
           </w:p>
         </w:tc>
@@ -2118,7 +2118,7 @@
           </w:tcPr>
           <w:p>
             <w:r>
-              <w:t>1,561</w:t>
+              <w:t>1,625</w:t>
             </w:r>
           </w:p>
         </w:tc>
@@ -2128,7 +2128,7 @@
           </w:tcPr>
           <w:p>
             <w:r>
-              <w:t>4,033</w:t>
+              <w:t>4,072</w:t>
             </w:r>
           </w:p>
         </w:tc>
@@ -2180,7 +2180,7 @@
           </w:tcPr>
           <w:p>
             <w:r>
-              <w:t>1,706</w:t>
+              <w:t>1,742</w:t>
             </w:r>
           </w:p>
         </w:tc>
@@ -2190,7 +2190,7 @@
           </w:tcPr>
           <w:p>
             <w:r>
-              <w:t>4,273</w:t>
+              <w:t>4,306</w:t>
             </w:r>
           </w:p>
         </w:tc>
@@ -2200,7 +2200,7 @@
           </w:tcPr>
           <w:p>
             <w:r>
-              <w:t>4,975</w:t>
+              <w:t>4,974</w:t>
             </w:r>
           </w:p>
         </w:tc>
@@ -2242,7 +2242,7 @@
           </w:tcPr>
           <w:p>
             <w:r>
-              <w:t>1,672</w:t>
+              <w:t>1,579</w:t>
             </w:r>
           </w:p>
         </w:tc>
@@ -2252,7 +2252,7 @@
           </w:tcPr>
           <w:p>
             <w:r>
-              <w:t>4,085</w:t>
+              <w:t>4,053</w:t>
             </w:r>
           </w:p>
         </w:tc>
@@ -2262,7 +2262,7 @@
           </w:tcPr>
           <w:p>
             <w:r>
-              <w:t>4,965</w:t>
+              <w:t>4,992</w:t>
             </w:r>
           </w:p>
         </w:tc>
@@ -2304,7 +2304,7 @@
           </w:tcPr>
           <w:p>
             <w:r>
-              <w:t>2,183</w:t>
+              <w:t>2,251</w:t>
             </w:r>
           </w:p>
         </w:tc>
@@ -2314,7 +2314,7 @@
           </w:tcPr>
           <w:p>
             <w:r>
-              <w:t>4,119</w:t>
+              <w:t>4,132</w:t>
             </w:r>
           </w:p>
         </w:tc>
@@ -2324,7 +2324,7 @@
           </w:tcPr>
           <w:p>
             <w:r>
-              <w:t>4,970</w:t>
+              <w:t>4,980</w:t>
             </w:r>
           </w:p>
         </w:tc>
@@ -2366,7 +2366,7 @@
           </w:tcPr>
           <w:p>
             <w:r>
-              <w:t>2,138</w:t>
+              <w:t>2,114</w:t>
             </w:r>
           </w:p>
         </w:tc>
@@ -2376,7 +2376,7 @@
           </w:tcPr>
           <w:p>
             <w:r>
-              <w:t>4,180</w:t>
+              <w:t>4,159</w:t>
             </w:r>
           </w:p>
         </w:tc>
@@ -2386,7 +2386,7 @@
           </w:tcPr>
           <w:p>
             <w:r>
-              <w:t>4,950</w:t>
+              <w:t>4,968</w:t>
             </w:r>
           </w:p>
         </w:tc>
@@ -2423,7 +2423,7 @@
         <w:pStyle w:val="ListBullet"/>
       </w:pPr>
       <w:r>
-        <w:t>резкий спад на 1.77 МВт за 3 ч к 06:00</w:t>
+        <w:t>резкий спад на 1.84 МВт за 3 ч к 06:00</w:t>
       </w:r>
     </w:p>
     <w:p>
@@ -2431,7 +2431,15 @@
         <w:pStyle w:val="ListBullet"/>
       </w:pPr>
       <w:r>
-        <w:t>резкий рост на 1.68 МВт за 3 ч к 19:00</w:t>
+        <w:t>резкий рост на 1.55 МВт за 3 ч к 15:00</w:t>
+      </w:r>
+    </w:p>
+    <w:p>
+      <w:pPr>
+        <w:pStyle w:val="ListBullet"/>
+      </w:pPr>
+      <w:r>
+        <w:t>резкий рост на 1.60 МВт за 3 ч к 19:00</w:t>
       </w:r>
     </w:p>
     <w:p>
@@ -2568,7 +2576,7 @@
           </w:tcPr>
           <w:p>
             <w:r>
-              <w:t>0,561</w:t>
+              <w:t>0,577</w:t>
             </w:r>
           </w:p>
         </w:tc>
@@ -2578,7 +2586,7 @@
           </w:tcPr>
           <w:p>
             <w:r>
-              <w:t>3,265 → 2,704</w:t>
+              <w:t>3,260 → 2,683</w:t>
             </w:r>
           </w:p>
         </w:tc>
@@ -2630,7 +2638,7 @@
           </w:tcPr>
           <w:p>
             <w:r>
-              <w:t>0,548</w:t>
+              <w:t>0,514</w:t>
             </w:r>
           </w:p>
         </w:tc>
@@ -2640,7 +2648,7 @@
           </w:tcPr>
           <w:p>
             <w:r>
-              <w:t>2,856 → 2,308</w:t>
+              <w:t>2,822 → 2,308</w:t>
             </w:r>
           </w:p>
         </w:tc>
@@ -2692,7 +2700,7 @@
           </w:tcPr>
           <w:p>
             <w:r>
-              <w:t>0,760</w:t>
+              <w:t>0,815</w:t>
             </w:r>
           </w:p>
         </w:tc>
@@ -2702,7 +2710,7 @@
           </w:tcPr>
           <w:p>
             <w:r>
-              <w:t>2,521 → 1,761</w:t>
+              <w:t>2,543 → 1,728</w:t>
             </w:r>
           </w:p>
         </w:tc>
@@ -2754,7 +2762,7 @@
           </w:tcPr>
           <w:p>
             <w:r>
-              <w:t>0,550</w:t>
+              <w:t>0,639</w:t>
             </w:r>
           </w:p>
         </w:tc>
@@ -2764,7 +2772,7 @@
           </w:tcPr>
           <w:p>
             <w:r>
-              <w:t>2,329 → 1,779</w:t>
+              <w:t>2,389 → 1,750</w:t>
             </w:r>
           </w:p>
         </w:tc>
@@ -2816,7 +2824,7 @@
           </w:tcPr>
           <w:p>
             <w:r>
-              <w:t>0,589</w:t>
+              <w:t>0,531</w:t>
             </w:r>
           </w:p>
         </w:tc>
@@ -2826,7 +2834,7 @@
           </w:tcPr>
           <w:p>
             <w:r>
-              <w:t>2,013 → 1,424</w:t>
+              <w:t>1,947 → 1,416</w:t>
             </w:r>
           </w:p>
         </w:tc>
@@ -2858,7 +2866,7 @@
           </w:tcPr>
           <w:p>
             <w:r>
-              <w:t>13:00</w:t>
+              <w:t>12:00</w:t>
             </w:r>
           </w:p>
         </w:tc>
@@ -2878,7 +2886,7 @@
           </w:tcPr>
           <w:p>
             <w:r>
-              <w:t>0,632</w:t>
+              <w:t>0,504</w:t>
             </w:r>
           </w:p>
         </w:tc>
@@ -2888,7 +2896,7 @@
           </w:tcPr>
           <w:p>
             <w:r>
-              <w:t>0,924 → 0,292</w:t>
+              <w:t>0,750 → 0,246</w:t>
             </w:r>
           </w:p>
         </w:tc>
@@ -2898,7 +2906,7 @@
           </w:tcPr>
           <w:p>
             <w:r>
-              <w:t>17.02 10:00</w:t>
+              <w:t>17.02 09:00</w:t>
             </w:r>
           </w:p>
         </w:tc>
@@ -2920,7 +2928,7 @@
           </w:tcPr>
           <w:p>
             <w:r>
-              <w:t>14:00</w:t>
+              <w:t>13:00</w:t>
             </w:r>
           </w:p>
         </w:tc>
@@ -2940,7 +2948,7 @@
           </w:tcPr>
           <w:p>
             <w:r>
-              <w:t>0,649</w:t>
+              <w:t>0,670</w:t>
             </w:r>
           </w:p>
         </w:tc>
@@ -2950,7 +2958,7 @@
           </w:tcPr>
           <w:p>
             <w:r>
-              <w:t>1,230 → 0,581</w:t>
+              <w:t>0,953 → 0,283</w:t>
             </w:r>
           </w:p>
         </w:tc>
@@ -2960,7 +2968,7 @@
           </w:tcPr>
           <w:p>
             <w:r>
-              <w:t>17.02 11:00</w:t>
+              <w:t>17.02 10:00</w:t>
             </w:r>
           </w:p>
         </w:tc>
@@ -2982,7 +2990,7 @@
           </w:tcPr>
           <w:p>
             <w:r>
-              <w:t>15:00</w:t>
+              <w:t>14:00</w:t>
             </w:r>
           </w:p>
         </w:tc>
@@ -3002,7 +3010,7 @@
           </w:tcPr>
           <w:p>
             <w:r>
-              <w:t>0,659</w:t>
+              <w:t>0,707</w:t>
             </w:r>
           </w:p>
         </w:tc>
@@ -3012,7 +3020,7 @@
           </w:tcPr>
           <w:p>
             <w:r>
-              <w:t>1,486 → 0,827</w:t>
+              <w:t>1,288 → 0,581</w:t>
             </w:r>
           </w:p>
         </w:tc>
@@ -3022,7 +3030,7 @@
           </w:tcPr>
           <w:p>
             <w:r>
-              <w:t>17.02 12:00</w:t>
+              <w:t>17.02 11:00</w:t>
             </w:r>
           </w:p>
         </w:tc>
@@ -3044,7 +3052,7 @@
           </w:tcPr>
           <w:p>
             <w:r>
-              <w:t>16:00</w:t>
+              <w:t>15:00</w:t>
             </w:r>
           </w:p>
         </w:tc>
@@ -3064,7 +3072,7 @@
           </w:tcPr>
           <w:p>
             <w:r>
-              <w:t>0,870</w:t>
+              <w:t>0,727</w:t>
             </w:r>
           </w:p>
         </w:tc>
@@ -3074,7 +3082,7 @@
           </w:tcPr>
           <w:p>
             <w:r>
-              <w:t>2,413 → 1,543</w:t>
+              <w:t>1,550 → 0,823</w:t>
             </w:r>
           </w:p>
         </w:tc>
@@ -3084,7 +3092,7 @@
           </w:tcPr>
           <w:p>
             <w:r>
-              <w:t>17.02 13:00</w:t>
+              <w:t>17.02 12:00</w:t>
             </w:r>
           </w:p>
         </w:tc>
@@ -3096,7 +3104,7 @@
           </w:tcPr>
           <w:p>
             <w:r>
-              <w:t>17.02 05:00</w:t>
+              <w:t>16.02 23:00</w:t>
             </w:r>
           </w:p>
         </w:tc>
@@ -3106,7 +3114,7 @@
           </w:tcPr>
           <w:p>
             <w:r>
-              <w:t>17:00</w:t>
+              <w:t>16:00</w:t>
             </w:r>
           </w:p>
         </w:tc>
@@ -3126,7 +3134,7 @@
           </w:tcPr>
           <w:p>
             <w:r>
-              <w:t>0,781</w:t>
+              <w:t>0,957</w:t>
             </w:r>
           </w:p>
         </w:tc>
@@ -3136,7 +3144,7 @@
           </w:tcPr>
           <w:p>
             <w:r>
-              <w:t>2,358 → 1,577</w:t>
+              <w:t>2,510 → 1,553</w:t>
             </w:r>
           </w:p>
         </w:tc>
@@ -3146,7 +3154,7 @@
           </w:tcPr>
           <w:p>
             <w:r>
-              <w:t>17.02 14:00</w:t>
+              <w:t>17.02 13:00</w:t>
             </w:r>
           </w:p>
         </w:tc>
@@ -3168,7 +3176,7 @@
           </w:tcPr>
           <w:p>
             <w:r>
-              <w:t>18:00</w:t>
+              <w:t>17:00</w:t>
             </w:r>
           </w:p>
         </w:tc>
@@ -3188,7 +3196,7 @@
           </w:tcPr>
           <w:p>
             <w:r>
-              <w:t>0,605</w:t>
+              <w:t>0,926</w:t>
             </w:r>
           </w:p>
         </w:tc>
@@ -3198,7 +3206,7 @@
           </w:tcPr>
           <w:p>
             <w:r>
-              <w:t>2,976 → 2,371</w:t>
+              <w:t>2,466 → 1,540</w:t>
             </w:r>
           </w:p>
         </w:tc>
@@ -3208,7 +3216,7 @@
           </w:tcPr>
           <w:p>
             <w:r>
-              <w:t>17.02 15:00</w:t>
+              <w:t>17.02 14:00</w:t>
             </w:r>
           </w:p>
         </w:tc>
@@ -3230,7 +3238,7 @@
           </w:tcPr>
           <w:p>
             <w:r>
-              <w:t>20:00</w:t>
+              <w:t>18:00</w:t>
             </w:r>
           </w:p>
         </w:tc>
@@ -3250,7 +3258,7 @@
           </w:tcPr>
           <w:p>
             <w:r>
-              <w:t>0,557</w:t>
+              <w:t>0,633</w:t>
             </w:r>
           </w:p>
         </w:tc>
@@ -3260,7 +3268,7 @@
           </w:tcPr>
           <w:p>
             <w:r>
-              <w:t>4,033 → 3,476</w:t>
+              <w:t>3,018 → 2,385</w:t>
             </w:r>
           </w:p>
         </w:tc>
@@ -3270,7 +3278,7 @@
           </w:tcPr>
           <w:p>
             <w:r>
-              <w:t>17.02 17:00</w:t>
+              <w:t>17.02 15:00</w:t>
             </w:r>
           </w:p>
         </w:tc>
@@ -3292,7 +3300,7 @@
           </w:tcPr>
           <w:p>
             <w:r>
-              <w:t>21:00</w:t>
+              <w:t>20:00</w:t>
             </w:r>
           </w:p>
         </w:tc>
@@ -3312,7 +3320,7 @@
           </w:tcPr>
           <w:p>
             <w:r>
-              <w:t>0,601</w:t>
+              <w:t>0,604</w:t>
             </w:r>
           </w:p>
         </w:tc>
@@ -3322,7 +3330,7 @@
           </w:tcPr>
           <w:p>
             <w:r>
-              <w:t>4,273 → 3,672</w:t>
+              <w:t>4,072 → 3,468</w:t>
             </w:r>
           </w:p>
         </w:tc>
@@ -3332,7 +3340,7 @@
           </w:tcPr>
           <w:p>
             <w:r>
-              <w:t>17.02 18:00</w:t>
+              <w:t>17.02 17:00</w:t>
             </w:r>
           </w:p>
         </w:tc>
@@ -3344,6 +3352,68 @@
           </w:tcPr>
           <w:p>
             <w:r>
+              <w:t>17.02 05:00</w:t>
+            </w:r>
+          </w:p>
+        </w:tc>
+        <w:tc>
+          <w:tcPr>
+            <w:tcW w:type="dxa" w:w="1440"/>
+          </w:tcPr>
+          <w:p>
+            <w:r>
+              <w:t>21:00</w:t>
+            </w:r>
+          </w:p>
+        </w:tc>
+        <w:tc>
+          <w:tcPr>
+            <w:tcW w:type="dxa" w:w="1440"/>
+          </w:tcPr>
+          <w:p>
+            <w:r>
+              <w:t>вниз</w:t>
+            </w:r>
+          </w:p>
+        </w:tc>
+        <w:tc>
+          <w:tcPr>
+            <w:tcW w:type="dxa" w:w="1440"/>
+          </w:tcPr>
+          <w:p>
+            <w:r>
+              <w:t>0,597</w:t>
+            </w:r>
+          </w:p>
+        </w:tc>
+        <w:tc>
+          <w:tcPr>
+            <w:tcW w:type="dxa" w:w="1440"/>
+          </w:tcPr>
+          <w:p>
+            <w:r>
+              <w:t>4,306 → 3,709</w:t>
+            </w:r>
+          </w:p>
+        </w:tc>
+        <w:tc>
+          <w:tcPr>
+            <w:tcW w:type="dxa" w:w="1440"/>
+          </w:tcPr>
+          <w:p>
+            <w:r>
+              <w:t>17.02 18:00</w:t>
+            </w:r>
+          </w:p>
+        </w:tc>
+      </w:tr>
+      <w:tr>
+        <w:tc>
+          <w:tcPr>
+            <w:tcW w:type="dxa" w:w="1440"/>
+          </w:tcPr>
+          <w:p>
+            <w:r>
               <w:t>17.02 11:00</w:t>
             </w:r>
           </w:p>
@@ -3374,7 +3444,7 @@
           </w:tcPr>
           <w:p>
             <w:r>
-              <w:t>0,718</w:t>
+              <w:t>0,770</w:t>
             </w:r>
           </w:p>
         </w:tc>
@@ -3384,7 +3454,7 @@
           </w:tcPr>
           <w:p>
             <w:r>
-              <w:t>4,119 → 3,401</w:t>
+              <w:t>4,132 → 3,362</w:t>
             </w:r>
           </w:p>
         </w:tc>
